--- a/revisao-banca/secretaria/PREENCHIDO_Folha_de_Registro.docx
+++ b/revisao-banca/secretaria/PREENCHIDO_Folha_de_Registro.docx
@@ -4,402 +4,444 @@
   <w:body>
     <w:p>
       <w:pPr>
-        <w:spacing w:after="200"/>
         <w:jc w:val="center"/>
       </w:pPr>
       <w:r>
         <w:rPr>
           <w:rFonts w:ascii="Times New Roman" w:hAnsi="Times New Roman"/>
-          <w:b/>
           <w:sz w:val="24"/>
         </w:rPr>
         <w:t>FOLHA DE REGISTRO DO DOCUMENTO</w:t>
       </w:r>
     </w:p>
-    <w:p>
-      <w:pPr>
-        <w:spacing w:after="0"/>
-        <w:jc w:val="left"/>
-      </w:pPr>
-      <w:r>
-        <w:rPr>
-          <w:rFonts w:ascii="Times New Roman" w:hAnsi="Times New Roman"/>
-          <w:b/>
-          <w:sz w:val="18"/>
-        </w:rPr>
-        <w:t>1. CLASSIFICAÇÃO/TIPO</w:t>
-      </w:r>
-    </w:p>
-    <w:p>
-      <w:pPr>
-        <w:spacing w:after="160"/>
-        <w:jc w:val="left"/>
-      </w:pPr>
-      <w:r>
-        <w:rPr>
-          <w:rFonts w:ascii="Times New Roman" w:hAnsi="Times New Roman"/>
-          <w:b w:val="0"/>
-          <w:sz w:val="20"/>
-        </w:rPr>
-        <w:t>DM</w:t>
-      </w:r>
-    </w:p>
-    <w:p>
-      <w:pPr>
-        <w:spacing w:after="0"/>
-        <w:jc w:val="left"/>
-      </w:pPr>
-      <w:r>
-        <w:rPr>
-          <w:rFonts w:ascii="Times New Roman" w:hAnsi="Times New Roman"/>
-          <w:b/>
-          <w:sz w:val="18"/>
-        </w:rPr>
-        <w:t>2. DATA</w:t>
-      </w:r>
-    </w:p>
-    <w:p>
-      <w:pPr>
-        <w:spacing w:after="160"/>
-        <w:jc w:val="left"/>
-      </w:pPr>
-      <w:r>
-        <w:rPr>
-          <w:rFonts w:ascii="Times New Roman" w:hAnsi="Times New Roman"/>
-          <w:b w:val="0"/>
-          <w:color w:val="C00000"/>
-          <w:sz w:val="20"/>
-        </w:rPr>
-        <w:t>(preenchimento da Biblioteca)</w:t>
-      </w:r>
-    </w:p>
-    <w:p>
-      <w:pPr>
-        <w:spacing w:after="0"/>
-        <w:jc w:val="left"/>
-      </w:pPr>
-      <w:r>
-        <w:rPr>
-          <w:rFonts w:ascii="Times New Roman" w:hAnsi="Times New Roman"/>
-          <w:b/>
-          <w:sz w:val="18"/>
-        </w:rPr>
-        <w:t>3. REGISTRO Nº</w:t>
-      </w:r>
-    </w:p>
-    <w:p>
-      <w:pPr>
-        <w:spacing w:after="160"/>
-        <w:jc w:val="left"/>
-      </w:pPr>
-      <w:r>
-        <w:rPr>
-          <w:rFonts w:ascii="Times New Roman" w:hAnsi="Times New Roman"/>
-          <w:b w:val="0"/>
-          <w:color w:val="C00000"/>
-          <w:sz w:val="20"/>
-        </w:rPr>
-        <w:t>(preenchimento da Biblioteca)</w:t>
-      </w:r>
-    </w:p>
-    <w:p>
-      <w:pPr>
-        <w:spacing w:after="0"/>
-        <w:jc w:val="left"/>
-      </w:pPr>
-      <w:r>
-        <w:rPr>
-          <w:rFonts w:ascii="Times New Roman" w:hAnsi="Times New Roman"/>
-          <w:b/>
-          <w:sz w:val="18"/>
-        </w:rPr>
-        <w:t>4. Nº DE PÁGINAS</w:t>
-      </w:r>
-    </w:p>
-    <w:p>
-      <w:pPr>
-        <w:spacing w:after="160"/>
-        <w:jc w:val="left"/>
-      </w:pPr>
-      <w:r>
-        <w:rPr>
-          <w:rFonts w:ascii="Times New Roman" w:hAnsi="Times New Roman"/>
-          <w:b w:val="0"/>
-          <w:sz w:val="20"/>
-        </w:rPr>
-        <w:t>155</w:t>
-      </w:r>
-    </w:p>
-    <w:p>
-      <w:pPr>
-        <w:spacing w:after="0"/>
-        <w:jc w:val="left"/>
-      </w:pPr>
-      <w:r>
-        <w:rPr>
-          <w:rFonts w:ascii="Times New Roman" w:hAnsi="Times New Roman"/>
-          <w:b/>
-          <w:sz w:val="18"/>
-        </w:rPr>
-        <w:t>5. TÍTULO E SUBTÍTULO:</w:t>
-      </w:r>
-    </w:p>
-    <w:p>
-      <w:pPr>
-        <w:spacing w:after="160"/>
-        <w:jc w:val="left"/>
-      </w:pPr>
-      <w:r>
-        <w:rPr>
-          <w:rFonts w:ascii="Times New Roman" w:hAnsi="Times New Roman"/>
-          <w:b w:val="0"/>
-          <w:sz w:val="20"/>
-        </w:rPr>
-        <w:t>Object Detection and Tracking Using an Unmanned Aerial Vehicle</w:t>
-      </w:r>
-    </w:p>
-    <w:p>
-      <w:pPr>
-        <w:spacing w:after="0"/>
-        <w:jc w:val="left"/>
-      </w:pPr>
-      <w:r>
-        <w:rPr>
-          <w:rFonts w:ascii="Times New Roman" w:hAnsi="Times New Roman"/>
-          <w:b/>
-          <w:sz w:val="18"/>
-        </w:rPr>
-        <w:t>6. AUTOR(ES):</w:t>
-      </w:r>
-    </w:p>
-    <w:p>
-      <w:pPr>
-        <w:spacing w:after="160"/>
-        <w:jc w:val="left"/>
-      </w:pPr>
-      <w:r>
-        <w:rPr>
-          <w:rFonts w:ascii="Times New Roman" w:hAnsi="Times New Roman"/>
-          <w:b w:val="0"/>
-          <w:sz w:val="20"/>
-        </w:rPr>
-        <w:t>Eric Ezequiel Yoshida de Lima</w:t>
-      </w:r>
-    </w:p>
-    <w:p>
-      <w:pPr>
-        <w:spacing w:after="0"/>
-        <w:jc w:val="left"/>
-      </w:pPr>
-      <w:r>
-        <w:rPr>
-          <w:rFonts w:ascii="Times New Roman" w:hAnsi="Times New Roman"/>
-          <w:b/>
-          <w:sz w:val="18"/>
-        </w:rPr>
-        <w:t>7. INSTITUIÇÃO(ÕES)/ÓRGÃO(S) INTERNO(S)/DIVISÃO(ÕES):</w:t>
-      </w:r>
-    </w:p>
-    <w:p>
-      <w:pPr>
-        <w:spacing w:after="160"/>
-        <w:jc w:val="left"/>
-      </w:pPr>
-      <w:r>
-        <w:rPr>
-          <w:rFonts w:ascii="Times New Roman" w:hAnsi="Times New Roman"/>
-          <w:b w:val="0"/>
-          <w:sz w:val="20"/>
-        </w:rPr>
-        <w:t>Instituto Tecnológico de Aeronáutica - ITA</w:t>
-      </w:r>
-    </w:p>
-    <w:p>
-      <w:pPr>
-        <w:spacing w:after="0"/>
-        <w:jc w:val="left"/>
-      </w:pPr>
-      <w:r>
-        <w:rPr>
-          <w:rFonts w:ascii="Times New Roman" w:hAnsi="Times New Roman"/>
-          <w:b/>
-          <w:sz w:val="18"/>
-        </w:rPr>
-        <w:t>8. PALAVRAS-CHAVE SUGERIDAS PELO AUTOR:</w:t>
-      </w:r>
-    </w:p>
-    <w:p>
-      <w:pPr>
-        <w:spacing w:after="160"/>
-        <w:jc w:val="left"/>
-      </w:pPr>
-      <w:r>
-        <w:rPr>
-          <w:rFonts w:ascii="Times New Roman" w:hAnsi="Times New Roman"/>
-          <w:b w:val="0"/>
-          <w:sz w:val="20"/>
-        </w:rPr>
-        <w:t>Unmanned aerial vehicles; Detect-and-avoid; Object tracking; Extended Kalman filter; 3D object detection; Sensor fusion; Convolutional neural networks</w:t>
-      </w:r>
-    </w:p>
-    <w:p>
-      <w:pPr>
-        <w:spacing w:after="0"/>
-        <w:jc w:val="left"/>
-      </w:pPr>
-      <w:r>
-        <w:rPr>
-          <w:rFonts w:ascii="Times New Roman" w:hAnsi="Times New Roman"/>
-          <w:b/>
-          <w:sz w:val="18"/>
-        </w:rPr>
-        <w:t>9. PALAVRAS-CHAVE RESULTANTES DE INDEXAÇÃO:</w:t>
-      </w:r>
-    </w:p>
-    <w:p>
-      <w:pPr>
-        <w:spacing w:after="160"/>
-        <w:jc w:val="left"/>
-      </w:pPr>
-      <w:r>
-        <w:rPr>
-          <w:rFonts w:ascii="Times New Roman" w:hAnsi="Times New Roman"/>
-          <w:b w:val="0"/>
-          <w:color w:val="C00000"/>
-          <w:sz w:val="20"/>
-        </w:rPr>
-        <w:t>(preenchimento da Biblioteca)</w:t>
-      </w:r>
-    </w:p>
-    <w:p>
-      <w:pPr>
-        <w:spacing w:after="0"/>
-        <w:jc w:val="left"/>
-      </w:pPr>
-      <w:r>
-        <w:rPr>
-          <w:rFonts w:ascii="Times New Roman" w:hAnsi="Times New Roman"/>
-          <w:b/>
-          <w:sz w:val="18"/>
-        </w:rPr>
-        <w:t>10. APRESENTAÇÃO:                    ( X ) Nacional     (   ) Internacional</w:t>
-      </w:r>
-    </w:p>
-    <w:p>
-      <w:pPr>
-        <w:spacing w:after="160"/>
-        <w:jc w:val="both"/>
-      </w:pPr>
-      <w:r>
-        <w:rPr>
-          <w:rFonts w:ascii="Times New Roman" w:hAnsi="Times New Roman"/>
-          <w:b w:val="0"/>
-          <w:sz w:val="20"/>
-        </w:rPr>
-        <w:t>ITA, São José dos Campos. Curso de Mestrado. Programa de Pós-Graduação em Engenharia Eletrônica e Computação. Área de Informática. Orientador: Prof. Dr. Marcos Ricardo Omena de Albuquerque Maximo; coorientador: Dr. Stiven Schwanz Dias. Defesa em 28/07/2026. Publicada em 2026.</w:t>
-      </w:r>
-    </w:p>
-    <w:p>
-      <w:pPr>
-        <w:spacing w:after="0"/>
-        <w:jc w:val="left"/>
-      </w:pPr>
-      <w:r>
-        <w:rPr>
-          <w:rFonts w:ascii="Times New Roman" w:hAnsi="Times New Roman"/>
-          <w:b/>
-          <w:sz w:val="18"/>
-        </w:rPr>
-        <w:t>11. RESUMO:</w:t>
-      </w:r>
-    </w:p>
-    <w:p>
-      <w:pPr>
-        <w:spacing w:after="120"/>
-        <w:jc w:val="both"/>
-      </w:pPr>
-      <w:r>
-        <w:rPr>
-          <w:rFonts w:ascii="Times New Roman" w:hAnsi="Times New Roman"/>
-          <w:b w:val="0"/>
-          <w:sz w:val="20"/>
-        </w:rPr>
-        <w:t>Electric air taxis and delivery drones are expected to fly routinely over cities within the next decade. Before they can, they must be able to see for themselves. An aircraft operating without a pilot on board has to find the obstacles around it, work out where each one is, how large it is, and how fast it is moving, and it has to do so onboard and in real time. Aviation authorities call this capability detect-and-avoid, and it divides into two halves: sense, the perception problem of building a picture of the surrounding traffic, and avoid, the problem of maneuvering out of the way. This dissertation builds the sense half.</w:t>
-      </w:r>
-    </w:p>
-    <w:p>
-      <w:pPr>
-        <w:spacing w:after="120"/>
-        <w:jc w:val="both"/>
-      </w:pPr>
-      <w:r>
-        <w:rPr>
-          <w:rFonts w:ascii="Times New Roman" w:hAnsi="Times New Roman"/>
-          <w:b w:val="0"/>
-          <w:sz w:val="20"/>
-        </w:rPr>
-        <w:t>The proposed solution is a perception pipeline of four stages that hand simple, well-defined information to one another. First, a Convolutional Neural Network locates the obstacle in the camera image. Second, that image region is extended outward into space as a viewing cone, a frustum, which selects the small portion of the three-dimensional point cloud -- measured by a depth camera or a laser scanner -- that can contain the object. Third, a second neural network reads those points and fits a metric three-dimensional box around the obstacle. Fourth, an Extended Kalman Filter links the per-image detections into a trajectory over time and, just as importantly, reports how much that trajectory can be trusted, since the avoidance logic must reason about collision risk and predict where the obstacle will be, not merely about where it is now.</w:t>
-      </w:r>
-    </w:p>
-    <w:p>
-      <w:pPr>
-        <w:spacing w:after="120"/>
-        <w:jc w:val="both"/>
-      </w:pPr>
-      <w:r>
-        <w:rPr>
-          <w:rFonts w:ascii="Times New Roman" w:hAnsi="Times New Roman"/>
-          <w:b w:val="0"/>
-          <w:sz w:val="20"/>
-        </w:rPr>
-        <w:t>Three self-contained studies validate the pipeline. The first formulates the tracking stage for an observer that is itself moving, in the two natural choices of coordinate system: a fixed frame attached to the ground and a moving frame attached to the aircraft. The two formulations are proven mathematically equivalent when the aircraft's own pose is known, the exact conditions under which they cease to be equivalent are identified, and the filter is shown to be near-optimal against a theoretical accuracy limit. The second study takes the same estimator onto a real quadrotor, tracking a walking person with a single camera and an onboard pose estimate that is itself uncertain; carrying that pose uncertainty into the filter is what keeps the reported confidence honest. The third study builds a purpose-made synthetic dataset in a flight simulator to train the detection stages, and shows that separating the object from its background, rather than the box regressor itself, is what governs three-dimensional accuracy.</w:t>
-      </w:r>
-    </w:p>
-    <w:p>
-      <w:pPr>
-        <w:spacing w:after="120"/>
-        <w:jc w:val="both"/>
-      </w:pPr>
-      <w:r>
-        <w:rPr>
-          <w:rFonts w:ascii="Times New Roman" w:hAnsi="Times New Roman"/>
-          <w:b w:val="0"/>
-          <w:sz w:val="20"/>
-        </w:rPr>
-        <w:t>Together, the studies show that a single recursive estimator, properly equipped with a model of where its own uncertainty comes from, can serve the sense stage across different sensors, targets, and environments.</w:t>
-      </w:r>
-    </w:p>
-    <w:p>
-      <w:pPr>
-        <w:spacing w:after="0"/>
-        <w:jc w:val="left"/>
-      </w:pPr>
-      <w:r>
-        <w:rPr>
-          <w:rFonts w:ascii="Times New Roman" w:hAnsi="Times New Roman"/>
-          <w:b/>
-          <w:sz w:val="18"/>
-        </w:rPr>
-        <w:t>12. GRAU DE SIGILO:</w:t>
-      </w:r>
-    </w:p>
-    <w:p>
-      <w:pPr>
-        <w:spacing w:after="80"/>
-        <w:jc w:val="left"/>
-      </w:pPr>
-      <w:r>
-        <w:rPr>
-          <w:rFonts w:ascii="Times New Roman" w:hAnsi="Times New Roman"/>
-          <w:b w:val="0"/>
-          <w:sz w:val="20"/>
-        </w:rPr>
-        <w:t>( X )  OSTENSIVO        (   )  RESERVADO        (   )  CONFIDENCIAL        (   )  SECRETO</w:t>
-      </w:r>
-    </w:p>
+    <w:tbl>
+      <w:tblPr>
+        <w:tblStyle w:val="TableGrid"/>
+        <w:tblW w:type="auto" w:w="0"/>
+        <w:jc w:val="center"/>
+        <w:tblLook w:firstColumn="1" w:firstRow="1" w:lastColumn="0" w:lastRow="0" w:noHBand="0" w:noVBand="1" w:val="04A0"/>
+      </w:tblPr>
+      <w:tblGrid>
+        <w:gridCol w:w="2493"/>
+        <w:gridCol w:w="2493"/>
+        <w:gridCol w:w="2493"/>
+        <w:gridCol w:w="2493"/>
+      </w:tblGrid>
+      <w:tr>
+        <w:tc>
+          <w:tcPr>
+            <w:tcW w:type="dxa" w:w="2493"/>
+          </w:tcPr>
+          <w:p>
+            <w:pPr>
+              <w:spacing w:after="20"/>
+            </w:pPr>
+            <w:r/>
+            <w:r>
+              <w:rPr>
+                <w:rFonts w:ascii="Times New Roman" w:hAnsi="Times New Roman"/>
+                <w:caps/>
+                <w:sz w:val="15"/>
+              </w:rPr>
+              <w:t>1. CLASSIFICAÇÃO/TIPO</w:t>
+            </w:r>
+          </w:p>
+          <w:p>
+            <w:pPr>
+              <w:spacing w:after="20"/>
+            </w:pPr>
+            <w:r>
+              <w:rPr>
+                <w:rFonts w:ascii="Times New Roman" w:hAnsi="Times New Roman"/>
+                <w:b w:val="0"/>
+                <w:sz w:val="20"/>
+              </w:rPr>
+              <w:t>DM</w:t>
+            </w:r>
+          </w:p>
+        </w:tc>
+        <w:tc>
+          <w:tcPr>
+            <w:tcW w:type="dxa" w:w="2493"/>
+          </w:tcPr>
+          <w:p>
+            <w:pPr>
+              <w:spacing w:after="20"/>
+            </w:pPr>
+            <w:r/>
+            <w:r>
+              <w:rPr>
+                <w:rFonts w:ascii="Times New Roman" w:hAnsi="Times New Roman"/>
+                <w:caps/>
+                <w:sz w:val="15"/>
+              </w:rPr>
+              <w:t>2. DATA</w:t>
+            </w:r>
+          </w:p>
+          <w:p>
+            <w:pPr>
+              <w:spacing w:after="20"/>
+            </w:pPr>
+            <w:r>
+              <w:rPr>
+                <w:rFonts w:ascii="Times New Roman" w:hAnsi="Times New Roman"/>
+                <w:b w:val="0"/>
+                <w:sz w:val="20"/>
+              </w:rPr>
+              <w:t>28 de julho de 2026</w:t>
+            </w:r>
+          </w:p>
+        </w:tc>
+        <w:tc>
+          <w:tcPr>
+            <w:tcW w:type="dxa" w:w="2493"/>
+          </w:tcPr>
+          <w:p>
+            <w:pPr>
+              <w:spacing w:after="20"/>
+            </w:pPr>
+            <w:r/>
+            <w:r>
+              <w:rPr>
+                <w:rFonts w:ascii="Times New Roman" w:hAnsi="Times New Roman"/>
+                <w:caps/>
+                <w:sz w:val="15"/>
+              </w:rPr>
+              <w:t>3. DOCUMENTO Nº</w:t>
+            </w:r>
+          </w:p>
+          <w:p>
+            <w:pPr>
+              <w:spacing w:after="20"/>
+            </w:pPr>
+            <w:r>
+              <w:rPr>
+                <w:rFonts w:ascii="Times New Roman" w:hAnsi="Times New Roman"/>
+                <w:b w:val="0"/>
+                <w:color w:val="C00000"/>
+                <w:sz w:val="20"/>
+              </w:rPr>
+              <w:t>DCTA/ITA/DM - XXX/2026</w:t>
+            </w:r>
+          </w:p>
+        </w:tc>
+        <w:tc>
+          <w:tcPr>
+            <w:tcW w:type="dxa" w:w="2493"/>
+          </w:tcPr>
+          <w:p>
+            <w:pPr>
+              <w:spacing w:after="20"/>
+            </w:pPr>
+            <w:r/>
+            <w:r>
+              <w:rPr>
+                <w:rFonts w:ascii="Times New Roman" w:hAnsi="Times New Roman"/>
+                <w:caps/>
+                <w:sz w:val="15"/>
+              </w:rPr>
+              <w:t>4. Nº DE PÁGINAS</w:t>
+            </w:r>
+          </w:p>
+          <w:p>
+            <w:pPr>
+              <w:spacing w:after="20"/>
+            </w:pPr>
+            <w:r>
+              <w:rPr>
+                <w:rFonts w:ascii="Times New Roman" w:hAnsi="Times New Roman"/>
+                <w:b w:val="0"/>
+                <w:sz w:val="20"/>
+              </w:rPr>
+              <w:t>155</w:t>
+            </w:r>
+          </w:p>
+        </w:tc>
+      </w:tr>
+      <w:tr>
+        <w:tc>
+          <w:tcPr>
+            <w:tcW w:type="dxa" w:w="9972"/>
+            <w:gridSpan w:val="4"/>
+          </w:tcPr>
+          <w:p>
+            <w:pPr>
+              <w:spacing w:after="20"/>
+            </w:pPr>
+            <w:r/>
+            <w:r>
+              <w:rPr>
+                <w:rFonts w:ascii="Times New Roman" w:hAnsi="Times New Roman"/>
+                <w:caps/>
+                <w:sz w:val="15"/>
+              </w:rPr>
+              <w:t>5. TÍTULO E SUBTÍTULO:</w:t>
+            </w:r>
+          </w:p>
+          <w:p>
+            <w:pPr>
+              <w:spacing w:after="20"/>
+            </w:pPr>
+            <w:r>
+              <w:rPr>
+                <w:rFonts w:ascii="Times New Roman" w:hAnsi="Times New Roman"/>
+                <w:b w:val="0"/>
+                <w:sz w:val="20"/>
+              </w:rPr>
+              <w:t>Object Detection and Tracking Using an Unmanned Aerial Vehicle</w:t>
+            </w:r>
+          </w:p>
+        </w:tc>
+      </w:tr>
+      <w:tr>
+        <w:tc>
+          <w:tcPr>
+            <w:tcW w:type="dxa" w:w="9972"/>
+            <w:gridSpan w:val="4"/>
+          </w:tcPr>
+          <w:p>
+            <w:pPr>
+              <w:spacing w:after="20"/>
+            </w:pPr>
+            <w:r/>
+            <w:r>
+              <w:rPr>
+                <w:rFonts w:ascii="Times New Roman" w:hAnsi="Times New Roman"/>
+                <w:caps/>
+                <w:sz w:val="15"/>
+              </w:rPr>
+              <w:t>6. AUTOR(ES):</w:t>
+            </w:r>
+          </w:p>
+          <w:p>
+            <w:pPr>
+              <w:spacing w:after="20"/>
+            </w:pPr>
+            <w:r>
+              <w:rPr>
+                <w:rFonts w:ascii="Times New Roman" w:hAnsi="Times New Roman"/>
+                <w:b w:val="0"/>
+                <w:sz w:val="20"/>
+              </w:rPr>
+              <w:t>Eric Ezequiel Yoshida de Lima</w:t>
+            </w:r>
+          </w:p>
+        </w:tc>
+      </w:tr>
+      <w:tr>
+        <w:tc>
+          <w:tcPr>
+            <w:tcW w:type="dxa" w:w="9972"/>
+            <w:gridSpan w:val="4"/>
+          </w:tcPr>
+          <w:p>
+            <w:pPr>
+              <w:spacing w:after="20"/>
+            </w:pPr>
+            <w:r/>
+            <w:r>
+              <w:rPr>
+                <w:rFonts w:ascii="Times New Roman" w:hAnsi="Times New Roman"/>
+                <w:caps/>
+                <w:sz w:val="15"/>
+              </w:rPr>
+              <w:t>7. INSTITUIÇÃO(ÕES)/ÓRGÃO(S) INTERNO(S)/DIVISÃO(ÕES):</w:t>
+            </w:r>
+          </w:p>
+          <w:p>
+            <w:pPr>
+              <w:spacing w:after="20"/>
+            </w:pPr>
+            <w:r>
+              <w:rPr>
+                <w:rFonts w:ascii="Times New Roman" w:hAnsi="Times New Roman"/>
+                <w:b w:val="0"/>
+                <w:sz w:val="20"/>
+              </w:rPr>
+              <w:t>Instituto Tecnológico de Aeronáutica – ITA</w:t>
+            </w:r>
+          </w:p>
+        </w:tc>
+      </w:tr>
+      <w:tr>
+        <w:tc>
+          <w:tcPr>
+            <w:tcW w:type="dxa" w:w="9972"/>
+            <w:gridSpan w:val="4"/>
+          </w:tcPr>
+          <w:p>
+            <w:pPr>
+              <w:spacing w:after="20"/>
+            </w:pPr>
+            <w:r/>
+            <w:r>
+              <w:rPr>
+                <w:rFonts w:ascii="Times New Roman" w:hAnsi="Times New Roman"/>
+                <w:caps/>
+                <w:sz w:val="15"/>
+              </w:rPr>
+              <w:t>8. PALAVRAS-CHAVE SUGERIDAS PELO AUTOR:</w:t>
+            </w:r>
+          </w:p>
+          <w:p>
+            <w:pPr>
+              <w:spacing w:after="20"/>
+            </w:pPr>
+            <w:r>
+              <w:rPr>
+                <w:rFonts w:ascii="Times New Roman" w:hAnsi="Times New Roman"/>
+                <w:b w:val="0"/>
+                <w:sz w:val="20"/>
+              </w:rPr>
+              <w:t>Unmanned aerial vehicles; Detect-and-avoid; Object tracking; Extended Kalman filter; 3D object detection; Sensor fusion; Convolutional neural networks.</w:t>
+            </w:r>
+          </w:p>
+        </w:tc>
+      </w:tr>
+      <w:tr>
+        <w:tc>
+          <w:tcPr>
+            <w:tcW w:type="dxa" w:w="9972"/>
+            <w:gridSpan w:val="4"/>
+          </w:tcPr>
+          <w:p>
+            <w:pPr>
+              <w:spacing w:after="20"/>
+            </w:pPr>
+            <w:r/>
+            <w:r>
+              <w:rPr>
+                <w:rFonts w:ascii="Times New Roman" w:hAnsi="Times New Roman"/>
+                <w:caps/>
+                <w:sz w:val="15"/>
+              </w:rPr>
+              <w:t>9. PALAVRAS-CHAVE RESULTANTES DE INDEXAÇÃO:</w:t>
+            </w:r>
+          </w:p>
+          <w:p>
+            <w:pPr>
+              <w:spacing w:after="20"/>
+            </w:pPr>
+            <w:r>
+              <w:rPr>
+                <w:rFonts w:ascii="Times New Roman" w:hAnsi="Times New Roman"/>
+                <w:b w:val="0"/>
+                <w:sz w:val="20"/>
+              </w:rPr>
+              <w:t>Aeronaves não-tripuladas; Rastreamento; Filtro de Kalman estendido; Redes neurais convolucionais; Visão computacional; Fusão de sensores; Métodos computacionais.</w:t>
+            </w:r>
+          </w:p>
+        </w:tc>
+      </w:tr>
+      <w:tr>
+        <w:tc>
+          <w:tcPr>
+            <w:tcW w:type="dxa" w:w="9972"/>
+            <w:gridSpan w:val="4"/>
+          </w:tcPr>
+          <w:p>
+            <w:pPr>
+              <w:spacing w:after="20"/>
+            </w:pPr>
+            <w:r/>
+            <w:r>
+              <w:rPr>
+                <w:rFonts w:ascii="Times New Roman" w:hAnsi="Times New Roman"/>
+                <w:caps/>
+                <w:sz w:val="15"/>
+              </w:rPr>
+              <w:t>10. APRESENTAÇÃO:                                                          (X) Nacional     ( ) Internacional</w:t>
+            </w:r>
+          </w:p>
+          <w:p>
+            <w:pPr>
+              <w:spacing w:after="20"/>
+            </w:pPr>
+            <w:r>
+              <w:rPr>
+                <w:rFonts w:ascii="Times New Roman" w:hAnsi="Times New Roman"/>
+                <w:b w:val="0"/>
+                <w:sz w:val="20"/>
+              </w:rPr>
+              <w:t>ITA, São José dos Campos. Curso de Mestrado. Programa de Pós-Graduação em Electronic Engineering and Computer Science. Área de Informatics. Orientador: Prof. Dr. Marcos Ricardo Omena de Albuquerque Maximo; Coorientador: Dr. Stiven Schwanz Dias. Defesa em 28/07/2026.</w:t>
+            </w:r>
+          </w:p>
+        </w:tc>
+      </w:tr>
+      <w:tr>
+        <w:tc>
+          <w:tcPr>
+            <w:tcW w:type="dxa" w:w="9972"/>
+            <w:gridSpan w:val="4"/>
+          </w:tcPr>
+          <w:p>
+            <w:pPr>
+              <w:spacing w:after="20"/>
+            </w:pPr>
+            <w:r/>
+            <w:r>
+              <w:rPr>
+                <w:rFonts w:ascii="Times New Roman" w:hAnsi="Times New Roman"/>
+                <w:caps/>
+                <w:sz w:val="15"/>
+              </w:rPr>
+              <w:t>11. RESUMO:</w:t>
+            </w:r>
+          </w:p>
+          <w:p>
+            <w:pPr>
+              <w:spacing w:after="20"/>
+            </w:pPr>
+            <w:r>
+              <w:rPr>
+                <w:rFonts w:ascii="Times New Roman" w:hAnsi="Times New Roman"/>
+                <w:b w:val="0"/>
+                <w:sz w:val="20"/>
+              </w:rPr>
+              <w:t>This dissertation develops the perception (sense) layer of detect-and-avoid for urban unmanned aerial vehicles, structured as a modular camera–point-cloud pipeline: a convolutional neural network locates the obstacle in the image, the detected region is extended into space as a viewing frustum that crops the point cloud, a second network fits a metric three-dimensional box, and an Extended Kalman Filter turns the detections into trajectories with calibrated uncertainty. Three self-contained studies validate the pipeline. The first formulates tracking from a moving platform in the global and local reference frames, proves that the two formulations are mathematically equivalent under a known pose and isotropic process noise, characterizes the regimes in which that equivalence fails, and shows the filter to be near-optimal against the posterior Cramér–Rao bound. The second takes the same estimator onto real quadrotor flights, tracking a person with a single camera and an onboard pose estimate, and demonstrates that propagating the pose uncertainty into the innovation is necessary for statistical consistency. The third builds a synthetic dataset in the AirSim simulator, trains the detection stages, and identifies foreground extraction, rather than the box regressor, as the dominant factor in 3D localization accuracy.</w:t>
+            </w:r>
+          </w:p>
+        </w:tc>
+      </w:tr>
+      <w:tr>
+        <w:tc>
+          <w:tcPr>
+            <w:tcW w:type="dxa" w:w="9972"/>
+            <w:gridSpan w:val="4"/>
+          </w:tcPr>
+          <w:p>
+            <w:pPr>
+              <w:spacing w:after="20"/>
+            </w:pPr>
+            <w:r/>
+            <w:r>
+              <w:rPr>
+                <w:rFonts w:ascii="Times New Roman" w:hAnsi="Times New Roman"/>
+                <w:caps/>
+                <w:sz w:val="15"/>
+              </w:rPr>
+              <w:t>12. GRAU DE SIGILO:</w:t>
+            </w:r>
+          </w:p>
+          <w:p>
+            <w:pPr>
+              <w:spacing w:after="20"/>
+            </w:pPr>
+            <w:r>
+              <w:rPr>
+                <w:rFonts w:ascii="Times New Roman" w:hAnsi="Times New Roman"/>
+                <w:b w:val="0"/>
+                <w:sz w:val="20"/>
+              </w:rPr>
+              <w:t>(X) OSTENSIVO                    ( ) RESERVADO                    ( ) SECRETO</w:t>
+            </w:r>
+          </w:p>
+        </w:tc>
+      </w:tr>
+    </w:tbl>
     <w:sectPr>
       <w:pgSz w:w="12240" w:h="15840"/>
-      <w:pgMar w:top="1440" w:right="1800" w:bottom="1440" w:left="1800" w:header="720" w:footer="720" w:gutter="0"/>
+      <w:pgMar w:top="1134" w:right="1134" w:bottom="1134" w:left="1134" w:header="720" w:footer="720" w:gutter="0"/>
       <w:cols w:space="720"/>
       <w:docGrid w:linePitch="360"/>
     </w:sectPr>

--- a/revisao-banca/secretaria/PREENCHIDO_Folha_de_Registro.docx
+++ b/revisao-banca/secretaria/PREENCHIDO_Folha_de_Registro.docx
@@ -40,7 +40,6 @@
             <w:r>
               <w:rPr>
                 <w:rFonts w:ascii="Times New Roman" w:hAnsi="Times New Roman"/>
-                <w:caps/>
                 <w:sz w:val="15"/>
               </w:rPr>
               <w:t>1. CLASSIFICAÇÃO/TIPO</w:t>
@@ -53,7 +52,6 @@
             <w:r>
               <w:rPr>
                 <w:rFonts w:ascii="Times New Roman" w:hAnsi="Times New Roman"/>
-                <w:b w:val="0"/>
                 <w:sz w:val="20"/>
               </w:rPr>
               <w:t>DM</w:t>
@@ -72,7 +70,6 @@
             <w:r>
               <w:rPr>
                 <w:rFonts w:ascii="Times New Roman" w:hAnsi="Times New Roman"/>
-                <w:caps/>
                 <w:sz w:val="15"/>
               </w:rPr>
               <w:t>2. DATA</w:t>
@@ -85,10 +82,9 @@
             <w:r>
               <w:rPr>
                 <w:rFonts w:ascii="Times New Roman" w:hAnsi="Times New Roman"/>
-                <w:b w:val="0"/>
                 <w:sz w:val="20"/>
               </w:rPr>
-              <w:t>28 de julho de 2026</w:t>
+              <w:t xml:space="preserve"> </w:t>
             </w:r>
           </w:p>
         </w:tc>
@@ -104,7 +100,6 @@
             <w:r>
               <w:rPr>
                 <w:rFonts w:ascii="Times New Roman" w:hAnsi="Times New Roman"/>
-                <w:caps/>
                 <w:sz w:val="15"/>
               </w:rPr>
               <w:t>3. DOCUMENTO Nº</w:t>
@@ -117,7 +112,6 @@
             <w:r>
               <w:rPr>
                 <w:rFonts w:ascii="Times New Roman" w:hAnsi="Times New Roman"/>
-                <w:b w:val="0"/>
                 <w:color w:val="C00000"/>
                 <w:sz w:val="20"/>
               </w:rPr>
@@ -137,7 +131,6 @@
             <w:r>
               <w:rPr>
                 <w:rFonts w:ascii="Times New Roman" w:hAnsi="Times New Roman"/>
-                <w:caps/>
                 <w:sz w:val="15"/>
               </w:rPr>
               <w:t>4. Nº DE PÁGINAS</w:t>
@@ -150,7 +143,6 @@
             <w:r>
               <w:rPr>
                 <w:rFonts w:ascii="Times New Roman" w:hAnsi="Times New Roman"/>
-                <w:b w:val="0"/>
                 <w:sz w:val="20"/>
               </w:rPr>
               <w:t>155</w:t>
@@ -172,7 +164,6 @@
             <w:r>
               <w:rPr>
                 <w:rFonts w:ascii="Times New Roman" w:hAnsi="Times New Roman"/>
-                <w:caps/>
                 <w:sz w:val="15"/>
               </w:rPr>
               <w:t>5. TÍTULO E SUBTÍTULO:</w:t>
@@ -185,7 +176,6 @@
             <w:r>
               <w:rPr>
                 <w:rFonts w:ascii="Times New Roman" w:hAnsi="Times New Roman"/>
-                <w:b w:val="0"/>
                 <w:sz w:val="20"/>
               </w:rPr>
               <w:t>Object Detection and Tracking Using an Unmanned Aerial Vehicle</w:t>
@@ -207,7 +197,6 @@
             <w:r>
               <w:rPr>
                 <w:rFonts w:ascii="Times New Roman" w:hAnsi="Times New Roman"/>
-                <w:caps/>
                 <w:sz w:val="15"/>
               </w:rPr>
               <w:t>6. AUTOR(ES):</w:t>
@@ -220,7 +209,6 @@
             <w:r>
               <w:rPr>
                 <w:rFonts w:ascii="Times New Roman" w:hAnsi="Times New Roman"/>
-                <w:b w:val="0"/>
                 <w:sz w:val="20"/>
               </w:rPr>
               <w:t>Eric Ezequiel Yoshida de Lima</w:t>
@@ -242,7 +230,6 @@
             <w:r>
               <w:rPr>
                 <w:rFonts w:ascii="Times New Roman" w:hAnsi="Times New Roman"/>
-                <w:caps/>
                 <w:sz w:val="15"/>
               </w:rPr>
               <w:t>7. INSTITUIÇÃO(ÕES)/ÓRGÃO(S) INTERNO(S)/DIVISÃO(ÕES):</w:t>
@@ -255,7 +242,6 @@
             <w:r>
               <w:rPr>
                 <w:rFonts w:ascii="Times New Roman" w:hAnsi="Times New Roman"/>
-                <w:b w:val="0"/>
                 <w:sz w:val="20"/>
               </w:rPr>
               <w:t>Instituto Tecnológico de Aeronáutica – ITA</w:t>
@@ -277,7 +263,6 @@
             <w:r>
               <w:rPr>
                 <w:rFonts w:ascii="Times New Roman" w:hAnsi="Times New Roman"/>
-                <w:caps/>
                 <w:sz w:val="15"/>
               </w:rPr>
               <w:t>8. PALAVRAS-CHAVE SUGERIDAS PELO AUTOR:</w:t>
@@ -290,7 +275,6 @@
             <w:r>
               <w:rPr>
                 <w:rFonts w:ascii="Times New Roman" w:hAnsi="Times New Roman"/>
-                <w:b w:val="0"/>
                 <w:sz w:val="20"/>
               </w:rPr>
               <w:t>Unmanned aerial vehicles; Detect-and-avoid; Object tracking; Extended Kalman filter; 3D object detection; Sensor fusion; Convolutional neural networks.</w:t>
@@ -312,7 +296,6 @@
             <w:r>
               <w:rPr>
                 <w:rFonts w:ascii="Times New Roman" w:hAnsi="Times New Roman"/>
-                <w:caps/>
                 <w:sz w:val="15"/>
               </w:rPr>
               <w:t>9. PALAVRAS-CHAVE RESULTANTES DE INDEXAÇÃO:</w:t>
@@ -325,7 +308,6 @@
             <w:r>
               <w:rPr>
                 <w:rFonts w:ascii="Times New Roman" w:hAnsi="Times New Roman"/>
-                <w:b w:val="0"/>
                 <w:sz w:val="20"/>
               </w:rPr>
               <w:t>Aeronaves não-tripuladas; Rastreamento; Filtro de Kalman estendido; Redes neurais convolucionais; Visão computacional; Fusão de sensores; Métodos computacionais.</w:t>
@@ -347,7 +329,6 @@
             <w:r>
               <w:rPr>
                 <w:rFonts w:ascii="Times New Roman" w:hAnsi="Times New Roman"/>
-                <w:caps/>
                 <w:sz w:val="15"/>
               </w:rPr>
               <w:t>10. APRESENTAÇÃO:                                                          (X) Nacional     ( ) Internacional</w:t>
@@ -360,7 +341,6 @@
             <w:r>
               <w:rPr>
                 <w:rFonts w:ascii="Times New Roman" w:hAnsi="Times New Roman"/>
-                <w:b w:val="0"/>
                 <w:sz w:val="20"/>
               </w:rPr>
               <w:t>ITA, São José dos Campos. Curso de Mestrado. Programa de Pós-Graduação em Electronic Engineering and Computer Science. Área de Informatics. Orientador: Prof. Dr. Marcos Ricardo Omena de Albuquerque Maximo; Coorientador: Dr. Stiven Schwanz Dias. Defesa em 28/07/2026.</w:t>
@@ -382,7 +362,6 @@
             <w:r>
               <w:rPr>
                 <w:rFonts w:ascii="Times New Roman" w:hAnsi="Times New Roman"/>
-                <w:caps/>
                 <w:sz w:val="15"/>
               </w:rPr>
               <w:t>11. RESUMO:</w:t>
@@ -395,7 +374,6 @@
             <w:r>
               <w:rPr>
                 <w:rFonts w:ascii="Times New Roman" w:hAnsi="Times New Roman"/>
-                <w:b w:val="0"/>
                 <w:sz w:val="20"/>
               </w:rPr>
               <w:t>This dissertation develops the perception (sense) layer of detect-and-avoid for urban unmanned aerial vehicles, structured as a modular camera–point-cloud pipeline: a convolutional neural network locates the obstacle in the image, the detected region is extended into space as a viewing frustum that crops the point cloud, a second network fits a metric three-dimensional box, and an Extended Kalman Filter turns the detections into trajectories with calibrated uncertainty. Three self-contained studies validate the pipeline. The first formulates tracking from a moving platform in the global and local reference frames, proves that the two formulations are mathematically equivalent under a known pose and isotropic process noise, characterizes the regimes in which that equivalence fails, and shows the filter to be near-optimal against the posterior Cramér–Rao bound. The second takes the same estimator onto real quadrotor flights, tracking a person with a single camera and an onboard pose estimate, and demonstrates that propagating the pose uncertainty into the innovation is necessary for statistical consistency. The third builds a synthetic dataset in the AirSim simulator, trains the detection stages, and identifies foreground extraction, rather than the box regressor, as the dominant factor in 3D localization accuracy.</w:t>
@@ -417,7 +395,6 @@
             <w:r>
               <w:rPr>
                 <w:rFonts w:ascii="Times New Roman" w:hAnsi="Times New Roman"/>
-                <w:caps/>
                 <w:sz w:val="15"/>
               </w:rPr>
               <w:t>12. GRAU DE SIGILO:</w:t>
@@ -430,7 +407,6 @@
             <w:r>
               <w:rPr>
                 <w:rFonts w:ascii="Times New Roman" w:hAnsi="Times New Roman"/>
-                <w:b w:val="0"/>
                 <w:sz w:val="20"/>
               </w:rPr>
               <w:t>(X) OSTENSIVO                    ( ) RESERVADO                    ( ) SECRETO</w:t>

--- a/revisao-banca/secretaria/PREENCHIDO_Folha_de_Registro.docx
+++ b/revisao-banca/secretaria/PREENCHIDO_Folha_de_Registro.docx
@@ -84,7 +84,7 @@
                 <w:rFonts w:ascii="Times New Roman" w:hAnsi="Times New Roman"/>
                 <w:sz w:val="20"/>
               </w:rPr>
-              <w:t xml:space="preserve"> </w:t>
+              <w:t>31 de agosto de 2026</w:t>
             </w:r>
           </w:p>
         </w:tc>
@@ -112,10 +112,9 @@
             <w:r>
               <w:rPr>
                 <w:rFonts w:ascii="Times New Roman" w:hAnsi="Times New Roman"/>
-                <w:color w:val="C00000"/>
                 <w:sz w:val="20"/>
               </w:rPr>
-              <w:t>DCTA/ITA/DM - XXX/2026</w:t>
+              <w:t>DCTA/ITA/DM-077/2026</w:t>
             </w:r>
           </w:p>
         </w:tc>
@@ -310,7 +309,7 @@
                 <w:rFonts w:ascii="Times New Roman" w:hAnsi="Times New Roman"/>
                 <w:sz w:val="20"/>
               </w:rPr>
-              <w:t>Aeronaves não-tripuladas; Rastreamento; Filtro de Kalman estendido; Redes neurais convolucionais; Visão computacional; Fusão de sensores; Métodos computacionais.</w:t>
+              <w:t>Redes neurais; Processamento de imagens; Rastreamento (posição); Aeronaves não-tripuladas; Filtro de Kalman; Fusão de sensores; Detecção; Monitoramento; Computação.</w:t>
             </w:r>
           </w:p>
         </w:tc>
@@ -343,7 +342,7 @@
                 <w:rFonts w:ascii="Times New Roman" w:hAnsi="Times New Roman"/>
                 <w:sz w:val="20"/>
               </w:rPr>
-              <w:t>ITA, São José dos Campos. Curso de Mestrado. Programa de Pós-Graduação em Electronic Engineering and Computer Science. Área de Informatics. Orientador: Prof. Dr. Marcos Ricardo Omena de Albuquerque Maximo; Coorientador: Dr. Stiven Schwanz Dias. Defesa em 28/07/2026.</w:t>
+              <w:t>ITA, São José dos Campos. Curso de Mestrado. Programa de Pós-Graduação em Eletrônica e Computação. Área de Informática. Orientador: Prof. Dr. Marcos Ricardo Omena de Albuquerque Maximo; coorientador: Dr. Stiven Schwanz Dias. Defesa em 28/07/2026.</w:t>
             </w:r>
           </w:p>
         </w:tc>
